--- a/example_articles/countries/Ireland/2.countries_Ireland_New_York_Times.docx
+++ b/example_articles/countries/Ireland/2.countries_Ireland_New_York_Times.docx
@@ -27,17 +27,17 @@
     </w:p>
     <w:p>
       <w:r>
-        <w:t>Source File: NYT/51.DOCX</w:t>
+        <w:t>Source file: NYT/51.DOCX</w:t>
       </w:r>
     </w:p>
     <w:p>
       <w:r>
-        <w:t>Raw locations result: ['Ireland']</w:t>
+        <w:t>Raw locations result, 'locations': ['Ireland']</w:t>
       </w:r>
     </w:p>
     <w:p>
       <w:r>
-        <w:t>countries_stand_flat (Standardized): Ireland</w:t>
+        <w:t>Standardized locations result, 'countries_stand_flat': Ireland</w:t>
       </w:r>
     </w:p>
     <w:p>

--- a/example_articles/countries/Ireland/2.countries_Ireland_New_York_Times.docx
+++ b/example_articles/countries/Ireland/2.countries_Ireland_New_York_Times.docx
@@ -7,7 +7,7 @@
         <w:pStyle w:val="Heading1"/>
       </w:pPr>
       <w:r>
-        <w:t>In Curriculum Fight, an Unlikely Catalyst</w:t>
+        <w:t>A Film Pursues the Redemptive Power of Rock-and-Roll</w:t>
       </w:r>
     </w:p>
     <w:p>
@@ -17,17 +17,17 @@
     </w:p>
     <w:p>
       <w:r>
-        <w:t>Date: 1992-11-27</w:t>
+        <w:t>Date: 1991-08-18</w:t>
       </w:r>
     </w:p>
     <w:p>
       <w:r>
-        <w:t>Section: Section B;; Section B; Page 1; Column 2; Metropolitan Desk; Column 2;; Biography</w:t>
+        <w:t>Section: Section 2;; Section 2; Page 12; Column 1; Arts &amp; Leisure Desk; Column 1;</w:t>
       </w:r>
     </w:p>
     <w:p>
       <w:r>
-        <w:t>Source file: NYT/51.DOCX</w:t>
+        <w:t>Source file: NYT/26.DOCX</w:t>
       </w:r>
     </w:p>
     <w:p>
@@ -49,93 +49,37 @@
     </w:p>
     <w:p>
       <w:r>
-        <w:t>Her supporters describe her as deeply committed and devoutly religious, a dynamic woman who has taken a stand against New York City's Board of Education and what she calls "Sodom on the Hudson" to protect wholesome, traditional values for the schoolchildren of Queens.</w:t>
+        <w:t>"Can you hear the music?"</w:t>
         <w:br/>
-        <w:t>Her critics call her deluded and homophobic, an intransigent conservative demagogue who has foisted her religious views on others, fomented hostility and disrupted the educational process at a time when it already faces enormous burdens.</w:t>
+        <w:t>The voice on the trans-Atlantic call is coming from Dublin and belongs to Robert Arkins, a 21-year-old musician who is hard at work in a recording studio. Mr. Arkins is currently starring in "The Commitments," Alan Parker's new film about a fictional Irish soul band, but on this night he's interested in a different project. Mr. Arkins leads his own band, Housebroken, and is on the verge of a record deal; he's at the studio recording demos. As Housebroken blares in the background, Mr. Arkins holds the telephone closer to a speaker for his caller's benefit.</w:t>
         <w:br/>
-        <w:t>In the seven months since District 24 in Queens rejected the Board of Education's curriculum guide "Children of the Rainbow" because it teaches first graders to accept gay people, the district's president, Mary A. Cummins, has turned the ordinarily workaday matter of school curriculums into a bitter, divisive confrontation over what children should learn and when.</w:t>
+        <w:t>"The music is very rap-dance," he says. "I'm the singer, the bass player and the trumpet player. Right now I'm doing some tracks, hopefully to get a producer. Then I'm going to do an album in the next couple of months, maybe three months, depending on what producer I get and when he can do it."</w:t>
         <w:br/>
-        <w:t>As the leader of a campaign to challenge the 443-page guide, she has thrust herself into the center of the debate, becoming a thorn in the side of Schools Chancellor Joseph A. Fernandez and a symbol of a staunchly conservative group of New Yorkers increasingly alienated by many of the city's policies.</w:t>
+        <w:t xml:space="preserve"> Although Mr. Arkins is talking about his real-life band, his words would be entirely in keeping with the character he plays in "The Commitments." A film about youthful ambition and the redemptive power of rock-and-roll, "The Commitments" tells the story of a 10-piece soul band in a Dublin working-class neighborhood that becomes a local sensation. Much of the Commitments' motivation comes from their manager, Jimmy Rabbitte (Mr. Arkins): he discovers two of his mates playing "24 Hours From Tulsa" in a schlocky wedding band, convinces them to drop their Irish Wayne Newton-type singer, auditions the other members and eventually tries to hustle a record deal. Fast-talking and blessed with an adolescent mixture of naivete and swaggering confidence, Jimmy sees the Commitments as not just another band of hopefuls but vessels delivering truth to the Irish people in songs like Wilson Pickett's "Mustang Sally." He takes his music very seriously.</w:t>
         <w:br/>
-        <w:t xml:space="preserve"> </w:t>
+        <w:t>As a whole, "The Commitments" also takes the power of music very seriously. Jimmy is constantly lecturing the band on the philosophy of soul: "Your music should be about who you are and where you come from. It should speak the language of the streets." Hanging next to each other on the wall of his blue-collar household are framed portraits of the Pope and Elvis Presley. "I was toying with what to put above what," Mr. Parker explained recently. "And I said, well, Elvis is God. Of course, he goes above Pope John Paul."</w:t>
         <w:br/>
-        <w:t>'She's Going to Fight'</w:t>
+        <w:t>Throughout the film, Mr. Parker intersperses scenes of the Commitments performing with shots of Dublin alleys and backyards, of dogs barking and clotheslines adorned with undergarments, of interiors cluttered with crying children and scolding parents. The dialogue is crammed with slang and frank humor; the Commitments have dirty minds, dirty mouths and fierce passions that become almost exclusively channeled into the music they play. It's rock-and-roll in the raw.</w:t>
         <w:br/>
-        <w:t xml:space="preserve"> She has written angry letters, made scathing denunciations, and organized large protests at the Board of Education's headquarters in Brooklyn. And even as most of the city's 32 local school districts have accepted the curriculum guide in some form, she has steadfastly refused to relent.</w:t>
+        <w:t>In her review of the film, which opened Wednesday, Janet Maslin of The Times wrote: " 'The Commitments' finds Mr. Parker again doing what he does expertly: assembling a group of talented newcomers, editing snippets of their exploits into a hyperkinetic jumble and filling the air with song."</w:t>
         <w:br/>
-        <w:t>She has done so in spite of an ultimatum by Mr. Fernandez to create an acceptable alternative or face the consequences. When Mr. Fernandez ordered her and the district's eight other board members this week to attend a conciliation meeting on Monday -- the first legal step toward superseding or suspending the board -- she curtly responded that she would not attend.</w:t>
+        <w:t>Mr. Parker adapted the film from a novel by Roddy Doyle, a Dublin writer who also teaches high-school English and geography. "The Commitments," his first book, was published in 1987. As a teacher, Mr. Doyle observes teen-agers on a daily basis and decided to use a soul band to explore the way they communicate with one another; by setting the story in a lower-class neighborhood, he could also explore their motivation for getting into performing in the first place.</w:t>
         <w:br/>
-        <w:t>"She doesn't care what kind of forces are arrayed against her, whether it's Chancellor Fernandez with his huge bureaucracy or Mayor Dinkins with his huge bureaucracy," said John Hartigan, the district's lawyer, who maintains that Mrs. Cummins's views represent those of a silent majority in the city. "She's going to fight."</w:t>
+        <w:t>"There's a big ring of working-class estates around Dublin, all of which were built within the last, say, 25 years," Mr. Doyle said. "They're anonymous-looking terraced houses, and they're all extremely badly planned. Around the housing estate where Jimmy lives, some of the roads are named after flowers. You wouldn't find a blade of grass in the whole area. And the unemployment rate is huge. Put in that context, the band becomes important."</w:t>
         <w:br/>
-        <w:t>Throughout the controversy and her 15 years on District 24's board, Mrs. Cummins has remained, despite her outspokenness, an intensely private person. And she refused to be interviewed about her life for this article.</w:t>
+        <w:t>The book was brought to Mr. Parker by two screenwriters, Dick Clement and Ian La Frenais, who eventually wrote the script with Mr. Doyle. Although Mr. Parker has directed such heavyweight dramas as "Mississippi Burning," "Come See the Paradise" and "Shoot the Moon," he has also directed two rock-oriented films, "Fame" in 1979 and "Pink Floyd -- The Wall" in 1981.</w:t>
         <w:br/>
-        <w:t>"I am not the question," she said. "The curriculum is the question." When pressed, she became angry and threatened to sue. "You're trying to invade my privacy," she said.</w:t>
+        <w:t>" 'Fame' was heightened reality," the 47-year-old director said. "In a way, that was the metaphor for the American Dream with regards to success. This film is very different in that it is more naturalistic, more realistic. I think there's a huge difference between American kids who see success as their right, whereas the kids who grow up in working-class situations in Britain or Ireland don't. They're more likely to see failure than success on the horizon."</w:t>
         <w:br/>
-        <w:t>Even those who have worked with her for years in the church and civic and political organizations of Middle Village, Maspeth, Ridgewood and Glendale say they know little about her, even her age, beyond presuming that she is in her 60's or 70's.</w:t>
+        <w:t>Like most of the young people who landed roles as Commitments, Mr.  Arkins, who has been a professional musician since the age of 15, had no acting experience when Mr. Parker cast him. "I didn't want to cheat the music, so obviously I had to look for musicians," Mr. Parker said. "Ultimately, they were cast to be pretty close to the kinds of personalities they already had, so they're not playing roles outside of themselves."</w:t>
         <w:br/>
-        <w:t>But in a series of interviews with them and other people who have supported or opposed her, a portrait emerges of a committed, often strident woman who has emerged late in life as an unlikely figure in the debate over how far multicultural education should go.</w:t>
+        <w:t>Because he was working with untrained actors, Mr. Parker developed a directing strategy: "Every single line, every single movement, every single thing you're doing is to encourage them to be themselves, so that they don't know they're acting." The strategy worked. When asked about Mr. Parker's directing technique, Mr. Arkins said, "You mean, did he give me any tips on acting? No. He let me do it myself." On hearing this, Mr. Parker laughed heartily. "I worked harder with him than anybody, because he's the pivotal character. What you see on screen is an incredible amount of effort."</w:t>
         <w:br/>
-        <w:t xml:space="preserve"> </w:t>
+        <w:t>Maria Doyle (no relation to Roddy), who plays a backup singer, said: "We all started off with some trepidation. We didn't really know what was going to happen. The very first day we had a reading, we all went, 'Oh, my God, what's going on here?' Then the next day we started rehearsing, and it was just brilliant. Everybody was at exactly the same level, because just about nobody had ever done a movie before. Once we started playing, it was a real instant bond."</w:t>
         <w:br/>
-        <w:t>Relentless Adversary</w:t>
+        <w:t>The naivete and un-self-consciousness of the characters, mirrored in the actors' portrayals, is at the heart of "The Commitments."</w:t>
         <w:br/>
-        <w:t xml:space="preserve"> While hundreds of local politicians on school and community boards work in relative obscurity, Mrs. Cummins has found with this issue a high-profile cause that appeals mostly to working- and middle-class whites who believe the city has gone too far on this and other issues, including condoms in schools, AIDS education and the city's hiring practices, which they say amount to quotas for minority groups.</w:t>
-        <w:br/>
-        <w:t>"You may not agree with her," said Robert F. Holding, the president of the Juniper Park Civic Association in Middle Village, "but she's stood up where nobody else stood up, and she's relentless."</w:t>
-        <w:br/>
-        <w:t>Mrs. Cummins, who grew up in Manhattan, has lived in the district, a large working-class part of western Queens, for five decades -- most recently in a neighborhood of attached brick houses that residents prefer to call Middle Village, though it is in Elmhurst.</w:t>
-        <w:br/>
-        <w:t>Mrs. Cummins, a Roman Catholic, worked for years as a secretary and became active in local community organizations. She was the president of the Juniper Park Civic Association and served on Community Board 5 in the 1970's. Her husband, Mark, died last year. She has a daughter and a grandson.</w:t>
-        <w:br/>
-        <w:t>She first ran for the school board in District 24 in 1977 on a slate called the Parents' Coalition, and she has been re-elected to four more three-year terms. She has served as the board's president for eight years, including the last two.</w:t>
-        <w:br/>
-        <w:t xml:space="preserve"> </w:t>
-        <w:br/>
-        <w:t>Diligent Worker</w:t>
-        <w:br/>
-        <w:t xml:space="preserve"> Supporters and critics agree to some extent that for much of her time on the board she has worked diligently for the district's schoolchildren.</w:t>
-        <w:br/>
-        <w:t>"The children are her first priority," said Kathy Masi, the president of the Parents' Association at Public School 113 in Glendale, who pointed out that Mrs. Cummins has fought equally hard on other issues, like school construction and asbestos cleanup. And though she believes the curriculum controversy has gotten out of hand, she said, "If I had a problem, I'd want her on my side."</w:t>
-        <w:br/>
-        <w:t>Others questioned her priorities.</w:t>
-        <w:br/>
-        <w:t>"Over the years I have found her to be a confrontational personality who has not always acted with the best interests of children in the district," said Walter L. McCaffrey, a Democratic Councilman from Woodside.</w:t>
-        <w:br/>
-        <w:t>In 1987, he said, when he fought for a $150,000 grant to create a magnet school at Public School 153 in Maspeth, Mrs. Cummins publicly opposed the idea so strongly that she derailed the grant, saying he was "interfering with the prerogative of the board."</w:t>
-        <w:br/>
-        <w:t>The controversy over "Children of the Rainbow" erupted last April when District 24 became the first of five local school boards to reject the curriculum guide because, in its two most controversial pages, it urges teachers to accentuate the positive aspects of gay relationships.</w:t>
-        <w:br/>
-        <w:t>In a biting letter on Nov. 12, she once again denounced the curriculum and Mr. Fernandez, flaunting his ultimatum. "We are not going to teach our children to treat all types of human behavior as equally safe, wholesome or acceptable," she wrote.</w:t>
-        <w:br/>
-        <w:t xml:space="preserve"> </w:t>
-        <w:br/>
-        <w:t>Catalyst on the Issue</w:t>
-        <w:br/>
-        <w:t xml:space="preserve"> She went on to say that the curriculum "is shot through with dangerously misleading homosexual/lesbian propaganda" and accused Mr. Fernandez of creating "as big a lie as any ever concocted by Hitler or Stalin" -- an analogy she has frequently drawn.</w:t>
-        <w:br/>
-        <w:t>While the district's board voted unanimously to reject the curriculum, most agreed that Mrs. Cummins has been the force behind the continuing challenge, as well as other controversial issues in District 24, including the distribution of condoms and the curriculum on AIDS.</w:t>
-        <w:br/>
-        <w:t>"She is the leader of the board, no question," said State Senator Serphin R. Maltese, a Republican from Middle Village, who has supported her.</w:t>
-        <w:br/>
-        <w:t>While some of her critics said they could respect her willingness to fight for her beliefs, they accused her of displaying a disregard for the truth. They said she confused separate curriculums and misinformed parents by, for example, repeatedly insisting that "Children of the Rainbow" discusses sodomy when in fact no references to sex appear.</w:t>
-        <w:br/>
-        <w:t>"Our concern is that there has been a deliberate attempt on her part to distort the facts regarding the multicultural curriculum," said James S. Vlasto, a spokesman for the Chancellor. "Distorting the facts is counterproductive, and rhetoric that stirs animosity and hate is not good for the city."</w:t>
-        <w:br/>
-        <w:t xml:space="preserve"> </w:t>
-        <w:br/>
-        <w:t>Lack of Input</w:t>
-        <w:br/>
-        <w:t xml:space="preserve"> Parents in the district also said Mrs. Cummins rejected the curriculum without the normal public debate and parental input, squashing subsequent objections with an autocratic style they say she often displays. The district's curriculum committee -- made up of parents and teachers and headed by a board member, Edward J. Bagley 3d -- has not once met to review "Children of the Rainbow" since the controversy began.</w:t>
-        <w:br/>
-        <w:t>Linda Bohn, who heads the Presidents' Council, which represents the parents' associations from each of the district's 25 schools, criticized Mrs. Cummins for excluding parents from the debate over "Children of the Rainbow," even though the debate most affects their children.</w:t>
-        <w:br/>
-        <w:t>At a raucous meeting of the district's board at Public School 229 in Woodside on Nov. 19, which Mrs. Cummins did not attend, Ms. Bohn said, "We sincerely think it's time to get to the end of the rainbow and move on to address the other problems facing the district." Her remarks received a hearty ovation from the audience.</w:t>
-        <w:br/>
-        <w:t>Mrs. Cummins has contended that her views must represent those of the district since voters have elected her five times. In the last election, in 1989, Mrs. Cummins placed sixth in a field of 21 candidates. Under the school boards' convoluted election process, in which voters rank candidates, Mrs. Cummins received 346 first-choice votes out of 6,636 cast. While the Board of Elections does not keep a record of turnout for each district, the citywide average was 7.5 percent.</w:t>
-        <w:br/>
-        <w:t>Mr. Hartigan, the board's lawyer, said Mrs. Cummins would never surrender because Mr. Fernandez had overstepped the provisions of the Board of Education's original resolution in 1989 to create a multicultural curriculum.</w:t>
-        <w:br/>
-        <w:t>"If you're old fashioned," he said, "you might be surprised that the person showing this political backbone is a grandmother and not some young man who is a political tiger."</w:t>
+        <w:t>"Jimmy is a good deal younger than I am -- I'd be closer to his father's age -- but I would share his general enthusiasm," says Roddy Doyle, who is 33. "He probably needs that naivete to keep going. I hate world-weariness. Finding naive people is a very refreshing thing, because I think naivete is just as much a choice coming through life as cynicism."</w:t>
         <w:br/>
         <w:br/>
         <w:t>Graphic</w:t>
@@ -143,7 +87,7 @@
         <w:br/>
         <w:t xml:space="preserve"> </w:t>
         <w:br/>
-        <w:t>Photo: Mary A. Cummins, the president of School District 24 in Queens. (Steve Berman for The New York Times)</w:t>
+        <w:t>Photos: Alan Parker (hands raised) directing members of the Commitments; at right, Robert Arkins, the 21-year-old musician who heads the cast (Photographs by David Appleby/20th Century Fox)</w:t>
       </w:r>
     </w:p>
     <w:sectPr>

--- a/example_articles/countries/Ireland/2.countries_Ireland_New_York_Times.docx
+++ b/example_articles/countries/Ireland/2.countries_Ireland_New_York_Times.docx
@@ -7,7 +7,7 @@
         <w:pStyle w:val="Heading1"/>
       </w:pPr>
       <w:r>
-        <w:t>A Film Pursues the Redemptive Power of Rock-and-Roll</w:t>
+        <w:t>A 50-Year Battle To Save Old Ireland</w:t>
       </w:r>
     </w:p>
     <w:p>
@@ -17,17 +17,17 @@
     </w:p>
     <w:p>
       <w:r>
-        <w:t>Date: 1991-08-18</w:t>
+        <w:t>Date: 2008-11-27</w:t>
       </w:r>
     </w:p>
     <w:p>
       <w:r>
-        <w:t>Section: Section 2;; Section 2; Page 12; Column 1; Arts &amp; Leisure Desk; Column 1;</w:t>
+        <w:t>Section: Section D; Column 0; House &amp; Home/Style Desk; Pg. 4</w:t>
       </w:r>
     </w:p>
     <w:p>
       <w:r>
-        <w:t>Source file: NYT/26.DOCX</w:t>
+        <w:t>Source file: NYT/49.DOCX</w:t>
       </w:r>
     </w:p>
     <w:p>
@@ -49,37 +49,66 @@
     </w:p>
     <w:p>
       <w:r>
-        <w:t>"Can you hear the music?"</w:t>
+        <w:t xml:space="preserve">WHEN Desmond and Mariga Guinness first lived here in the 1950s, they were unlikely champions of Irish architecture. Mrs. Guinness, the daughter of a German prince, had grown up in Europe and Japan, with no real link to Ireland. And although Mr. Guinness had Irish roots going back more than two centuries, he had been raised and educated in England (Oxford, class of '54). </w:t>
         <w:br/>
-        <w:t>The voice on the trans-Atlantic call is coming from Dublin and belongs to Robert Arkins, a 21-year-old musician who is hard at work in a recording studio. Mr. Arkins is currently starring in "The Commitments," Alan Parker's new film about a fictional Irish soul band, but on this night he's interested in a different project. Mr. Arkins leads his own band, Housebroken, and is on the verge of a record deal; he's at the studio recording demos. As Housebroken blares in the background, Mr. Arkins holds the telephone closer to a speaker for his caller's benefit.</w:t>
+        <w:t xml:space="preserve">  But he was a Guinness, descended from the 18th-century brewer who put the family name on the lips of stout drinkers the world over. His father, Bryan Guinness, Lord Moyne, kept a home in Ireland, and by the mid-'50s his mother, Diana, one of the famous Mitford sisters, was living in County Cork with her second husband. And Ireland's long economic decline had made property far more affordable than in England, making it an attractive alternative for the young couple, who moved across the Irish Sea in 1956.</w:t>
         <w:br/>
-        <w:t>"The music is very rap-dance," he says. "I'm the singer, the bass player and the trumpet player. Right now I'm doing some tracks, hopefully to get a producer. Then I'm going to do an album in the next couple of months, maybe three months, depending on what producer I get and when he can do it."</w:t>
+        <w:t xml:space="preserve">  In the two years they spent searching for a home, driving through the countryside and making regular forays into Dublin from a house they rented in County Kildare, the Guinnesses became familiar with the country's architecture -- particularly its 18th-century buildings, from grand country homes to town houses filled with working-class flats -- and found themselves increasingly bothered by its state of decay. And given that they did not have to work for a living (Mr. Guinness lived off family money), they were in a rare position, they realized, to do something about it.</w:t>
         <w:br/>
-        <w:t xml:space="preserve"> Although Mr. Arkins is talking about his real-life band, his words would be entirely in keeping with the character he plays in "The Commitments." A film about youthful ambition and the redemptive power of rock-and-roll, "The Commitments" tells the story of a 10-piece soul band in a Dublin working-class neighborhood that becomes a local sensation. Much of the Commitments' motivation comes from their manager, Jimmy Rabbitte (Mr. Arkins): he discovers two of his mates playing "24 Hours From Tulsa" in a schlocky wedding band, convinces them to drop their Irish Wayne Newton-type singer, auditions the other members and eventually tries to hustle a record deal. Fast-talking and blessed with an adolescent mixture of naivete and swaggering confidence, Jimmy sees the Commitments as not just another band of hopefuls but vessels delivering truth to the Irish people in songs like Wilson Pickett's "Mustang Sally." He takes his music very seriously.</w:t>
+        <w:t xml:space="preserve">  In February 1958 they announced plans to re-establish the Irish Georgian Society, a group that had created a photographic record of Dublin's best Georgian buildings earlier in the century; this new version, Mr. Guinness wrote in The Irish Times, would ''fight for the protection of what is left of Georgian architecture in Ireland.'' The following month they began restoring a building of their own, Leixlip Castle, a dilapidated 12th-century fortress on 182 acres west of Dublin, which would be their home and the group's headquarters. </w:t>
         <w:br/>
-        <w:t>As a whole, "The Commitments" also takes the power of music very seriously. Jimmy is constantly lecturing the band on the philosophy of soul: "Your music should be about who you are and where you come from. It should speak the language of the streets." Hanging next to each other on the wall of his blue-collar household are framed portraits of the Pope and Elvis Presley. "I was toying with what to put above what," Mr. Parker explained recently. "And I said, well, Elvis is God. Of course, he goes above Pope John Paul."</w:t>
+        <w:t xml:space="preserve">  Now observing its 50th year with a series of celebrations and a lavishly illustrated book, the revived Irish Georgian Society has been credited with restoring  dozens of architectural gems across Ireland, from a former union hall for Dublin tailors to the country's oldest Palladian house. (The society's early preservation efforts focused on Georgian Dublin, but in later years it expanded its mission to cover noteworthy buildings from any period.) Perhaps more impressively, the group has helped bring about a national change of heart regarding Irish architecture.</w:t>
         <w:br/>
-        <w:t>Throughout the film, Mr. Parker intersperses scenes of the Commitments performing with shots of Dublin alleys and backyards, of dogs barking and clotheslines adorned with undergarments, of interiors cluttered with crying children and scolding parents. The dialogue is crammed with slang and frank humor; the Commitments have dirty minds, dirty mouths and fierce passions that become almost exclusively channeled into the music they play. It's rock-and-roll in the raw.</w:t>
+        <w:t xml:space="preserve">  ''We weren't the only people concerned, but we had the time and the youth -- 50 years ago -- and not much to do,'' said Mr. Guinness, now 77, as he reclined in the circular sitting room at Leixlip, beside one of the castle's 20 fireplaces. He still lives here, now with his second wife, Penelope, whom he married three years after his divorce from Mariga in 1981. ''You know,'' he continued, ''we were free. We didn't have to go to the office every morning.''</w:t>
         <w:br/>
-        <w:t>In her review of the film, which opened Wednesday, Janet Maslin of The Times wrote: " 'The Commitments' finds Mr. Parker again doing what he does expertly: assembling a group of talented newcomers, editing snippets of their exploits into a hyperkinetic jumble and filling the air with song."</w:t>
+        <w:t xml:space="preserve">  Free or not, Mr. Guinness and his followers faced a tall order. Saving old buildings was hardly a priority in Ireland in 1958. The year before, more than 50,000 Irish citizens emigrated and 78,000 were unemployed. There were few, amid the grinding poverty, able to maintain a 200-year-old mansion. Many Irish people also reviled the lavish Georgian buildings for their association with the British occupation. ''May the crows roost in its rafters,'' one farmer is said to have remarked about the large house on his family's land.</w:t>
         <w:br/>
-        <w:t>Mr. Parker adapted the film from a novel by Roddy Doyle, a Dublin writer who also teaches high-school English and geography. "The Commitments," his first book, was published in 1987. As a teacher, Mr. Doyle observes teen-agers on a daily basis and decided to use a soul band to explore the way they communicate with one another; by setting the story in a lower-class neighborhood, he could also explore their motivation for getting into performing in the first place.</w:t>
+        <w:t xml:space="preserve">  Meanwhile, the Irish government had neither the money nor much inclination to support preservation. Some officials openly assailed the Irish Georgian Society as elitist, a charge that endures to a lesser degree today. In 1966 the Lord Mayor of Dublin dismissed the society's efforts, saying ordinary citizens had ''little sympathy with the sentimental nonsense of persons who had never experienced bad housing conditions.'' </w:t>
         <w:br/>
-        <w:t>"There's a big ring of working-class estates around Dublin, all of which were built within the last, say, 25 years," Mr. Doyle said. "They're anonymous-looking terraced houses, and they're all extremely badly planned. Around the housing estate where Jimmy lives, some of the roads are named after flowers. You wouldn't find a blade of grass in the whole area. And the unemployment rate is huge. Put in that context, the band becomes important."</w:t>
+        <w:t xml:space="preserve">  Mr. Guinness was equally dismissive in return. ''We were confronting a philistine state,'' he said, a point that was driven home to him one day in 1957 when he saw  workers systematically dismantling a pair of 18th-century houses on Kildare Place in Dublin. The city, which owned the houses, planned to demolish them in favor of new construction.</w:t>
         <w:br/>
-        <w:t>The book was brought to Mr. Parker by two screenwriters, Dick Clement and Ian La Frenais, who eventually wrote the script with Mr. Doyle. Although Mr. Parker has directed such heavyweight dramas as "Mississippi Burning," "Come See the Paradise" and "Shoot the Moon," he has also directed two rock-oriented films, "Fame" in 1979 and "Pink Floyd -- The Wall" in 1981.</w:t>
+        <w:t xml:space="preserve">  ''People on the roof slinging slates down from perfectly good, beautiful buildings, with red-brick facades and good interiors,'' recalled Mr. Guinness, indignation still evident in his voice. ''And now they'd be worth millions.''</w:t>
         <w:br/>
-        <w:t>" 'Fame' was heightened reality," the 47-year-old director said. "In a way, that was the metaphor for the American Dream with regards to success. This film is very different in that it is more naturalistic, more realistic. I think there's a huge difference between American kids who see success as their right, whereas the kids who grow up in working-class situations in Britain or Ireland don't. They're more likely to see failure than success on the horizon."</w:t>
+        <w:t xml:space="preserve">  Mr. and Mrs. Guinness envisioned their group as a guardian of the nation's architectural heritage, never mind that neither had formal training in architecture, Irish or otherwise. With 16 volunteers -- Trinity College professors and students, friends who owned country houses and some whom Mr. Guinness called ''ordinary civilized people'' -- they set out to spread their preservation ethos. </w:t>
         <w:br/>
-        <w:t>Like most of the young people who landed roles as Commitments, Mr.  Arkins, who has been a professional musician since the age of 15, had no acting experience when Mr. Parker cast him. "I didn't want to cheat the music, so obviously I had to look for musicians," Mr. Parker said. "Ultimately, they were cast to be pretty close to the kinds of personalities they already had, so they're not playing roles outside of themselves."</w:t>
+        <w:t xml:space="preserve">  ''They did start a quest, a sort of mission, when Irish 18th-century buildings were completely unfashionable,'' said Desmond FitzGerald, the Knight of Glin, an early convert to the Guinness cause and, since 1991, president of the Irish Georgian Society. </w:t>
         <w:br/>
-        <w:t>Because he was working with untrained actors, Mr. Parker developed a directing strategy: "Every single line, every single movement, every single thing you're doing is to encourage them to be themselves, so that they don't know they're acting." The strategy worked. When asked about Mr. Parker's directing technique, Mr. Arkins said, "You mean, did he give me any tips on acting? No. He let me do it myself." On hearing this, Mr. Parker laughed heartily. "I worked harder with him than anybody, because he's the pivotal character. What you see on screen is an incredible amount of effort."</w:t>
+        <w:t xml:space="preserve">  The Guinnesses led members of the society on regular scouting missions to view buildings at risk. They lobbied local and national authorities, reminding policy makers that Irish craftsmen had constructed these buildings. They held cricket matches and galas and lectures to raise money, and Mr. Guinness, and later Mr. FitzGerald, began traveling to the United States to lecture on Irish architecture and design. </w:t>
         <w:br/>
-        <w:t>Maria Doyle (no relation to Roddy), who plays a backup singer, said: "We all started off with some trepidation. We didn't really know what was going to happen. The very first day we had a reading, we all went, 'Oh, my God, what's going on here?' Then the next day we started rehearsing, and it was just brilliant. Everybody was at exactly the same level, because just about nobody had ever done a movie before. Once we started playing, it was a real instant bond."</w:t>
+        <w:t xml:space="preserve">  Two projects in particular helped galvanize public support for the society's work. The first was Mountjoy Square, a cluster of town houses in north-central Dublin that dated to 1791. By the early 1960s, many of them had been abandoned, and a developer was buying them up with plans to replace them with a large office development. In 1964, the Guinnesses intervened, buying a single decrepit property, 50 Mountjoy Square, that stood in the middle of the proposed construction. The standoff got plenty of attention in the Irish press, and two years later a court hearing resulted in the developer's backing out of the project.</w:t>
         <w:br/>
-        <w:t>The naivete and un-self-consciousness of the characters, mirrored in the actors' portrayals, is at the heart of "The Commitments."</w:t>
+        <w:t xml:space="preserve">  The following year Mr. Guinness wielded his checkbook again, buying what many considered the most important house in Ireland for $259,000. The house, Castletown, in County Kildare, was the country's largest Palladian house and the only one designed by the Italian architect Alessandro Galilei. It was built starting in the 1720s for William Conolly, the speaker of the Irish House of Commons, and had been in the Conolly family for nearly 250 years.</w:t>
         <w:br/>
-        <w:t>"Jimmy is a good deal younger than I am -- I'd be closer to his father's age -- but I would share his general enthusiasm," says Roddy Doyle, who is 33. "He probably needs that naivete to keep going. I hate world-weariness. Finding naive people is a very refreshing thing, because I think naivete is just as much a choice coming through life as cynicism."</w:t>
+        <w:t xml:space="preserve">  But by 1967 Castletown had been abandoned for two years. A housing development had recently sprouted next door, and an auction of its possessions, accumulated over two centuries, had left it virtually empty. Preservationists worried that it could succumb to the whims of a short-sighted developer. To buy it, Mr. Guinness borrowed against a trust he would come into in a few years.</w:t>
+        <w:br/>
+        <w:t xml:space="preserve">  Led by the Guinnesses -- who, for aristocrats, were unabashedly bohemian and did not shy from taking a paintbrush in hand or climbing a ladder to remove moldy wallpaper -- an army of volunteers descended on Castletown. Donors supplied period furnishings to fill its vast rooms, and that summer, Castletown opened its doors for visitors. Jacqueline Kennedy made a surprise visit and was given a well-publicized tour. Today, Castletown is owned by the Irish government and remains open to the public.</w:t>
+        <w:br/>
+        <w:t xml:space="preserve">  ''When you think that that house was nearly lost to dereliction,'' Mr. FitzGerald said.</w:t>
+        <w:br/>
+        <w:t xml:space="preserve">  Mr. FitzGerald, now 71, studied art history at Harvard and has written about Irish art, furniture and architecture. He also knows a few things about restoring old houses. Glin Castle, his home in County Limerick, has been in his family for 700 years. He inherited it when he was just 12, after the death of his father in 1949. At that point, according to Mr. FitzGerald, the family had no money and the house was in disrepair. His stepfather, a Canadian businessman, saved it, he said.</w:t>
+        <w:br/>
+        <w:t xml:space="preserve">  Today Mr. FitzGerald and his wife, Olda, live in a wing of Glin Castle, which they operate as a 15-room hotel. (They have a second home in Dublin.) His own experience, he believes, underscores the importance of preservation to Ireland. ''I think we need the historic houses if we're going to set ourselves up in the grand shop of tourism that the rest of Europe takes part in,'' he said.</w:t>
+        <w:br/>
+        <w:t xml:space="preserve">  Under his leadership, the Irish Georgian Society operates on an annual budget of less than $1 million, raised from private donors. Based in Dublin, it keeps an office on Manhattan's Upper East Side; 600 of its roughly 3,000 members live in the United States and provide two-thirds of its funding. </w:t>
+        <w:br/>
+        <w:t xml:space="preserve">  The group now publishes an annual scholarly journal, gives scholarships to Irish students of architecture and preservation, conducts trips abroad to historic sites and funds grants for restoration projects, like the recent repair of a conical roof at the 15th-century Barmeath Castle in County Louth. </w:t>
+        <w:br/>
+        <w:t xml:space="preserve">  This year the society organized a series of fund-raising events for its golden anniversary, to pay for restoring the ''eating parlor'' at Headfort, an 18th-century estate in County Meath, in its original colors -- what Mr. FitzGerald called ''a very intricate and complicated paint job.'' The parlor, a high-ceilinged room with ornate plasterwork, is part of a suite of six rooms designed in the neoclassical style by the renowned Scottish architect Robert Adam. They are the only rooms he designed in Ireland that are known to exist. </w:t>
+        <w:br/>
+        <w:t xml:space="preserve">  LEIXLIP CASTLE has its own place in Irish Georgian Society lore. For many years it served as the organization's de facto clubhouse, the scene of picnics and parties and a magnet for glitterati. (Mr. Guinness remembers Mick Jagger and Marianne Faithfull visiting in the 1960s and walking off into the grass just as lunch was being served. ''I suppose they got bored with our conversation,'' he said.) </w:t>
+        <w:br/>
+        <w:t xml:space="preserve">  Over the years, the Guinnesses have outfitted their home with objects largely reaped from native soil. The library's gilt mirror, which Mr. Guinness bought at the Castletown auction in 1966, was made by John and Francis Booker, premiere mirror makers of mid-18th century Dublin. Mr. Guinness bought the dining room sideboard at a 1973 auction at nearby Malahide Castle. The 1740s Kilkenny marble chimneypiece in the front hall came from Ardgillan Castle in County Dublin. Mr. Guinness acquired it around 1960 by swapping the Victorian fireplace that had been in the front hall.</w:t>
+        <w:br/>
+        <w:t xml:space="preserve">  ''I try to collect Irish furniture and pictures,'' Mr. Guinness said. ''And you used to be able to buy it very cheaply. Now people have discovered it.''</w:t>
+        <w:br/>
+        <w:t xml:space="preserve">  He has only himself to blame. Mr. Guinness, who has written extensively about Irish architecture and design, received an award in 2006 from Queen Sofia of Spain on behalf of Europa Nostra, a pan-European cultural heritage group, which cited his ''fifty years of unrelenting voluntary efforts'' on behalf   of Ireland's architectural heritage. The following month the Irish government provided about $645,000 in start-up funds for the Irish Heritage Trust, an independent charity designed to take ownership of historic properties. </w:t>
+        <w:br/>
+        <w:t xml:space="preserve">  Kevin Baird, the executive director, said the trust is just the sort of government-sanctioned body for which the Irish Georgian Society had long lobbied. ''The Georgians deserve huge praise,'' Mr. Baird said. ''They were swimming against the tide for so long, and they were instrumental in turning that tide.''</w:t>
+        <w:br/>
+        <w:t xml:space="preserve">  That the tide had truly turned became evident last month,  when the society published a book by Robert O'Byrne, an Irish journalist, documenting its history. The foreword, which described the society as ''a fine example of the extraordinary lasting effect that a small but committed organisation can have,'' was written by Mary McAleese, the president of Ireland. </w:t>
+        <w:br/>
+        <w:br/>
+        <w:t>http://www.nytimes.com</w:t>
         <w:br/>
         <w:br/>
         <w:t>Graphic</w:t>
@@ -87,7 +116,17 @@
         <w:br/>
         <w:t xml:space="preserve"> </w:t>
         <w:br/>
-        <w:t>Photos: Alan Parker (hands raised) directing members of the Commitments; at right, Robert Arkins, the 21-year-old musician who heads the cast (Photographs by David Appleby/20th Century Fox)</w:t>
+        <w:t>PHOTOS: ROOMS TO LET: Desmond FitzGerald, top, inherited Glin Castle, above, when he was 12 and it was in disrepair. An early convert to the Guinness preservation cause, he lives at the castle with his wife and runs it as a hotel.</w:t>
+        <w:br/>
+        <w:t>COLLECTIBLES: Leixlip Castle's front hall, left, has a marble mantelpiece from Ardgillan Castle, County Dublin, and an 18th-century Florentine tapestry depicting the Medici coat of arms. In the yellow bedroom, below left, is a reproduction of a bed from Marino Casino, County Dublin, and a collection of china</w:t>
+        <w:br/>
+        <w:t>below right, a portrait of Mr. Guinness's mother, Diana Mitford, by William Acton sits in a hallway off the drawing room.</w:t>
+        <w:br/>
+        <w:t>TRIUMPH: Saving Castletown, Ireland's largest Palladian house, above, was one of Mr. Guinness's biggest victories. In 1967, he and his first wife, Mariga, led a team of volunteers who restored details like the elaborate plasterwork, right.</w:t>
+        <w:br/>
+        <w:t>PRESERVING HISTORY: Desmond Guinness, a well-known preservationist, above, restored Leixlip Castle, his 12th-century home, furnishing it with his collection of Irish antiques</w:t>
+        <w:br/>
+        <w:t xml:space="preserve"> top right, King John's Room, where Mick Jagger once slept, and bottom right, the library.(PHOTOGRAPHS BY DEREK SPEIRS FOR THE NEW YORK TIMES)(pg. D5)</w:t>
       </w:r>
     </w:p>
     <w:sectPr>
